--- a/a7/build/out/u5/A7 5.04 Real-World Scale Drawings - Independent Set.docx
+++ b/a7/build/out/u5/A7 5.04 Real-World Scale Drawings - Independent Set.docx
@@ -524,7 +524,7 @@
                 <w:color w:val="1A1A1A"/>
                 <w:sz w:val="22"/>
               </w:rPr>
-              <w:t>A model boat is built at 1 : 40 and is 15 cm long. Find the real boat's length in metres.</w:t>
+              <w:t>A model boat is built at 1 : 40 and is 15 cm long. Find the real boat's length in meters.</w:t>
             </w:r>
           </w:p>
           <w:p>
@@ -596,7 +596,7 @@
                 <w:color w:val="1A1A1A"/>
                 <w:sz w:val="22"/>
               </w:rPr>
-              <w:t>A map is drawn at 1 cm : 20 km. Two towns are 8.5 cm apart on it. How far apart are they, and how long does a train at 85 km per hour take?</w:t>
+              <w:t>On a drawing a wall is 3 in long; the real wall is 16.5 ft. Another wall is 5 in long on the drawing. How long is it really?</w:t>
             </w:r>
           </w:p>
           <w:p>

--- a/a7/build/out/u5/A7 5.04 Real-World Scale Drawings - Independent Set.docx
+++ b/a7/build/out/u5/A7 5.04 Real-World Scale Drawings - Independent Set.docx
@@ -236,7 +236,50 @@
                 <w:color w:val="1A1A1A"/>
                 <w:sz w:val="22"/>
               </w:rPr>
-              <w:t>A plan is drawn at ½ in : 1 ft. A wall is 6 in long on it. Find the real length.</w:t>
+              <w:t xml:space="preserve">A plan is drawn at </w:t>
+            </w:r>
+            <w:r>
+              <w:drawing>
+                <wp:inline xmlns:a="http://schemas.openxmlformats.org/drawingml/2006/main" xmlns:pic="http://schemas.openxmlformats.org/drawingml/2006/picture">
+                  <wp:extent cx="521207" cy="213360"/>
+                  <wp:docPr id="1" name="Picture 1"/>
+                  <wp:cNvGraphicFramePr>
+                    <a:graphicFrameLocks noChangeAspect="1"/>
+                  </wp:cNvGraphicFramePr>
+                  <a:graphic>
+                    <a:graphicData uri="http://schemas.openxmlformats.org/drawingml/2006/picture">
+                      <pic:pic>
+                        <pic:nvPicPr>
+                          <pic:cNvPr id="0" name="edd1bb0d1f26d50d.png"/>
+                          <pic:cNvPicPr/>
+                        </pic:nvPicPr>
+                        <pic:blipFill>
+                          <a:blip r:embed="rId9"/>
+                          <a:stretch>
+                            <a:fillRect/>
+                          </a:stretch>
+                        </pic:blipFill>
+                        <pic:spPr>
+                          <a:xfrm>
+                            <a:off x="0" y="0"/>
+                            <a:ext cx="521207" cy="213360"/>
+                          </a:xfrm>
+                          <a:prstGeom prst="rect"/>
+                        </pic:spPr>
+                      </pic:pic>
+                    </a:graphicData>
+                  </a:graphic>
+                </wp:inline>
+              </w:drawing>
+            </w:r>
+            <w:r>
+              <w:rPr>
+                <w:b w:val="0"/>
+                <w:i w:val="0"/>
+                <w:color w:val="1A1A1A"/>
+                <w:sz w:val="22"/>
+              </w:rPr>
+              <w:t>. A wall is 6 in long on it. Find the real length.</w:t>
             </w:r>
           </w:p>
           <w:p>
@@ -308,7 +351,50 @@
                 <w:color w:val="1A1A1A"/>
                 <w:sz w:val="22"/>
               </w:rPr>
-              <w:t>A plan is drawn at 1 in : 5 ft. A room is 3.2 in long on it. Find the real length.</w:t>
+              <w:t xml:space="preserve">A plan is drawn at </w:t>
+            </w:r>
+            <w:r>
+              <w:drawing>
+                <wp:inline xmlns:a="http://schemas.openxmlformats.org/drawingml/2006/main" xmlns:pic="http://schemas.openxmlformats.org/drawingml/2006/picture">
+                  <wp:extent cx="505968" cy="118872"/>
+                  <wp:docPr id="2" name="Picture 2"/>
+                  <wp:cNvGraphicFramePr>
+                    <a:graphicFrameLocks noChangeAspect="1"/>
+                  </wp:cNvGraphicFramePr>
+                  <a:graphic>
+                    <a:graphicData uri="http://schemas.openxmlformats.org/drawingml/2006/picture">
+                      <pic:pic>
+                        <pic:nvPicPr>
+                          <pic:cNvPr id="0" name="9c0ee98e4c91406c.png"/>
+                          <pic:cNvPicPr/>
+                        </pic:nvPicPr>
+                        <pic:blipFill>
+                          <a:blip r:embed="rId10"/>
+                          <a:stretch>
+                            <a:fillRect/>
+                          </a:stretch>
+                        </pic:blipFill>
+                        <pic:spPr>
+                          <a:xfrm>
+                            <a:off x="0" y="0"/>
+                            <a:ext cx="505968" cy="118872"/>
+                          </a:xfrm>
+                          <a:prstGeom prst="rect"/>
+                        </pic:spPr>
+                      </pic:pic>
+                    </a:graphicData>
+                  </a:graphic>
+                </wp:inline>
+              </w:drawing>
+            </w:r>
+            <w:r>
+              <w:rPr>
+                <w:b w:val="0"/>
+                <w:i w:val="0"/>
+                <w:color w:val="1A1A1A"/>
+                <w:sz w:val="22"/>
+              </w:rPr>
+              <w:t>. A room is 3.2 in long on it. Find the real length.</w:t>
             </w:r>
           </w:p>
           <w:p>
@@ -380,7 +466,50 @@
                 <w:color w:val="1A1A1A"/>
                 <w:sz w:val="22"/>
               </w:rPr>
-              <w:t>A plan is drawn at 1 in : 5 ft. A real wall is 22 ft long. Find its length on the plan.</w:t>
+              <w:t xml:space="preserve">A plan is drawn at </w:t>
+            </w:r>
+            <w:r>
+              <w:drawing>
+                <wp:inline xmlns:a="http://schemas.openxmlformats.org/drawingml/2006/main" xmlns:pic="http://schemas.openxmlformats.org/drawingml/2006/picture">
+                  <wp:extent cx="505968" cy="118872"/>
+                  <wp:docPr id="3" name="Picture 3"/>
+                  <wp:cNvGraphicFramePr>
+                    <a:graphicFrameLocks noChangeAspect="1"/>
+                  </wp:cNvGraphicFramePr>
+                  <a:graphic>
+                    <a:graphicData uri="http://schemas.openxmlformats.org/drawingml/2006/picture">
+                      <pic:pic>
+                        <pic:nvPicPr>
+                          <pic:cNvPr id="0" name="9c0ee98e4c91406c.png"/>
+                          <pic:cNvPicPr/>
+                        </pic:nvPicPr>
+                        <pic:blipFill>
+                          <a:blip r:embed="rId10"/>
+                          <a:stretch>
+                            <a:fillRect/>
+                          </a:stretch>
+                        </pic:blipFill>
+                        <pic:spPr>
+                          <a:xfrm>
+                            <a:off x="0" y="0"/>
+                            <a:ext cx="505968" cy="118872"/>
+                          </a:xfrm>
+                          <a:prstGeom prst="rect"/>
+                        </pic:spPr>
+                      </pic:pic>
+                    </a:graphicData>
+                  </a:graphic>
+                </wp:inline>
+              </w:drawing>
+            </w:r>
+            <w:r>
+              <w:rPr>
+                <w:b w:val="0"/>
+                <w:i w:val="0"/>
+                <w:color w:val="1A1A1A"/>
+                <w:sz w:val="22"/>
+              </w:rPr>
+              <w:t>. A real wall is 22 ft long. Find its length on the plan.</w:t>
             </w:r>
           </w:p>
           <w:p>
@@ -452,7 +581,50 @@
                 <w:color w:val="1A1A1A"/>
                 <w:sz w:val="22"/>
               </w:rPr>
-              <w:t>A plan is drawn at ¼ in : 1 ft. A room is 2 in by 3.5 in on it. Find the real dimensions and area.</w:t>
+              <w:t xml:space="preserve">A plan is drawn at </w:t>
+            </w:r>
+            <w:r>
+              <w:drawing>
+                <wp:inline xmlns:a="http://schemas.openxmlformats.org/drawingml/2006/main" xmlns:pic="http://schemas.openxmlformats.org/drawingml/2006/picture">
+                  <wp:extent cx="521207" cy="213360"/>
+                  <wp:docPr id="4" name="Picture 4"/>
+                  <wp:cNvGraphicFramePr>
+                    <a:graphicFrameLocks noChangeAspect="1"/>
+                  </wp:cNvGraphicFramePr>
+                  <a:graphic>
+                    <a:graphicData uri="http://schemas.openxmlformats.org/drawingml/2006/picture">
+                      <pic:pic>
+                        <pic:nvPicPr>
+                          <pic:cNvPr id="0" name="e8465da90a0af75d.png"/>
+                          <pic:cNvPicPr/>
+                        </pic:nvPicPr>
+                        <pic:blipFill>
+                          <a:blip r:embed="rId11"/>
+                          <a:stretch>
+                            <a:fillRect/>
+                          </a:stretch>
+                        </pic:blipFill>
+                        <pic:spPr>
+                          <a:xfrm>
+                            <a:off x="0" y="0"/>
+                            <a:ext cx="521207" cy="213360"/>
+                          </a:xfrm>
+                          <a:prstGeom prst="rect"/>
+                        </pic:spPr>
+                      </pic:pic>
+                    </a:graphicData>
+                  </a:graphic>
+                </wp:inline>
+              </w:drawing>
+            </w:r>
+            <w:r>
+              <w:rPr>
+                <w:b w:val="0"/>
+                <w:i w:val="0"/>
+                <w:color w:val="1A1A1A"/>
+                <w:sz w:val="22"/>
+              </w:rPr>
+              <w:t>. A room is 2 in by 3.5 in on it. Find the real dimensions and area.</w:t>
             </w:r>
           </w:p>
           <w:p>
@@ -524,7 +696,50 @@
                 <w:color w:val="1A1A1A"/>
                 <w:sz w:val="22"/>
               </w:rPr>
-              <w:t>A model boat is built at 1 : 40 and is 15 cm long. Find the real boat's length in meters.</w:t>
+              <w:t xml:space="preserve">A model boat is built at </w:t>
+            </w:r>
+            <w:r>
+              <w:drawing>
+                <wp:inline xmlns:a="http://schemas.openxmlformats.org/drawingml/2006/main" xmlns:pic="http://schemas.openxmlformats.org/drawingml/2006/picture">
+                  <wp:extent cx="316992" cy="115824"/>
+                  <wp:docPr id="5" name="Picture 5"/>
+                  <wp:cNvGraphicFramePr>
+                    <a:graphicFrameLocks noChangeAspect="1"/>
+                  </wp:cNvGraphicFramePr>
+                  <a:graphic>
+                    <a:graphicData uri="http://schemas.openxmlformats.org/drawingml/2006/picture">
+                      <pic:pic>
+                        <pic:nvPicPr>
+                          <pic:cNvPr id="0" name="2ebabac3222a694d.png"/>
+                          <pic:cNvPicPr/>
+                        </pic:nvPicPr>
+                        <pic:blipFill>
+                          <a:blip r:embed="rId12"/>
+                          <a:stretch>
+                            <a:fillRect/>
+                          </a:stretch>
+                        </pic:blipFill>
+                        <pic:spPr>
+                          <a:xfrm>
+                            <a:off x="0" y="0"/>
+                            <a:ext cx="316992" cy="115824"/>
+                          </a:xfrm>
+                          <a:prstGeom prst="rect"/>
+                        </pic:spPr>
+                      </pic:pic>
+                    </a:graphicData>
+                  </a:graphic>
+                </wp:inline>
+              </w:drawing>
+            </w:r>
+            <w:r>
+              <w:rPr>
+                <w:b w:val="0"/>
+                <w:i w:val="0"/>
+                <w:color w:val="1A1A1A"/>
+                <w:sz w:val="22"/>
+              </w:rPr>
+              <w:t xml:space="preserve"> and is 15 cm long. Find the real boat's length in meters.</w:t>
             </w:r>
           </w:p>
           <w:p>
